--- a/08_自测报告.docx
+++ b/08_自测报告.docx
@@ -1078,7 +1078,7 @@
           <w:color w:val="595959"/>
           <w:sz w:val="18"/>
         </w:rPr>
-        <w:t>演示地址：https://zphzphdom.github.io/hongji-yanan/</w:t>
+        <w:t>演示地址：﻿https://zphzphdom.github.io/hongji-yanan/</w:t>
       </w:r>
     </w:p>
     <w:sectPr>

--- a/08_自测报告.docx
+++ b/08_自测报告.docx
@@ -433,7 +433,7 @@
                 <w:color w:val="222222"/>
                 <w:sz w:val="18"/>
               </w:rPr>
-              <w:t>0.06 ms</w:t>
+              <w:t>0.07 ms</w:t>
             </w:r>
           </w:p>
         </w:tc>
@@ -645,7 +645,7 @@
                 <w:color w:val="222222"/>
                 <w:sz w:val="18"/>
               </w:rPr>
-              <w:t>2026-10-29 13:57:16</w:t>
+              <w:t>2026-10-29 16:43:08</w:t>
             </w:r>
           </w:p>
         </w:tc>
@@ -690,7 +690,7 @@
                 <w:color w:val="222222"/>
                 <w:sz w:val="18"/>
               </w:rPr>
-              <w:t>27</w:t>
+              <w:t>31</w:t>
             </w:r>
           </w:p>
         </w:tc>
@@ -733,7 +733,7 @@
                 <w:color w:val="222222"/>
                 <w:sz w:val="18"/>
               </w:rPr>
-              <w:t>27 / 27</w:t>
+              <w:t>31 / 31</w:t>
             </w:r>
           </w:p>
         </w:tc>
@@ -821,7 +821,7 @@
                 <w:color w:val="222222"/>
                 <w:sz w:val="18"/>
               </w:rPr>
-              <w:t>5db254f9b030</w:t>
+              <w:t>76af48b9888b</w:t>
             </w:r>
           </w:p>
         </w:tc>
@@ -1057,7 +1057,7 @@
               </w:rPr>
               <w:t>node tools/selftest.js          # 输出 docs/selftest.json</w:t>
               <w:br/>
-              <w:t>python tools/sync_kb.py         # 联网校验 26 个来源，输出 data/kb_health.json</w:t>
+              <w:t>python tools/sync_kb.py         # 联网校验 31 个来源，输出 data/kb_health.json</w:t>
               <w:br/>
               <w:t>python build/build_kb.py        # 改完问答后重建知识库并升版本</w:t>
               <w:br/>

--- a/08_自测报告.docx
+++ b/08_自测报告.docx
@@ -920,7 +920,7 @@
           <w:color w:val="8C1F28"/>
           <w:sz w:val="21"/>
         </w:rPr>
-        <w:t>只覆盖 50 条</w:t>
+        <w:t>只覆盖 91 条</w:t>
       </w:r>
       <w:r>
         <w:rPr>
@@ -986,7 +986,7 @@
           <w:color w:val="8C1F28"/>
           <w:sz w:val="21"/>
         </w:rPr>
-        <w:t>没有接大模型</w:t>
+        <w:t>静态站不接模型</w:t>
       </w:r>
       <w:r>
         <w:rPr>
@@ -995,7 +995,7 @@
           <w:color w:val="222222"/>
           <w:sz w:val="21"/>
         </w:rPr>
-        <w:t>：三种模式是模板改写，语言不如大模型自然；但事实层因此完全可控，接入模型时只替换“怎么说”，不替换“说什么”。</w:t>
+        <w:t>：GitHub Pages 没有服务端，页面走模板改写；只有自建服务（python run.py + Key）才由 deepseek-flash 改写语气。事实层两边完全一样，因此静态站的回答同样可核查。</w:t>
       </w:r>
     </w:p>
     <w:p>
@@ -1019,7 +1019,335 @@
           <w:color w:val="8C1F28"/>
           <w:sz w:val="24"/>
         </w:rPr>
-        <w:t>四、怎么复跑</w:t>
+        <w:t>四、在线模型护栏（自建服务）</w:t>
+      </w:r>
+    </w:p>
+    <w:p>
+      <w:pPr>
+        <w:spacing w:after="100"/>
+        <w:ind w:firstLine="420"/>
+      </w:pPr>
+      <w:r>
+        <w:rPr>
+          <w:rFonts w:ascii="宋体" w:hAnsi="宋体" w:eastAsia="宋体"/>
+          <w:b w:val="0"/>
+          <w:color w:val="222222"/>
+          <w:sz w:val="21"/>
+        </w:rPr>
+        <w:t>模型只做语言改写，不做事实生成：先把命中的知识库答案取出来，再让 deepseek-flash 按指定模式改写；改写结果要过三道闸，过不了就退回原文。</w:t>
+      </w:r>
+    </w:p>
+    <w:tbl>
+      <w:tblPr>
+        <w:tblStyle w:val="TableGrid"/>
+        <w:tblW w:type="auto" w:w="0"/>
+        <w:jc w:val="center"/>
+        <w:tblLayout w:type="fixed"/>
+        <w:tblLook w:firstColumn="1" w:firstRow="1" w:lastColumn="0" w:lastRow="0" w:noHBand="0" w:noVBand="1" w:val="04A0"/>
+      </w:tblPr>
+      <w:tblGrid>
+        <w:gridCol w:w="3137"/>
+        <w:gridCol w:w="3137"/>
+        <w:gridCol w:w="3137"/>
+      </w:tblGrid>
+      <w:tr>
+        <w:tc>
+          <w:tcPr>
+            <w:tcW w:type="dxa" w:w="1587"/>
+            <w:shd w:val="clear" w:color="auto" w:fill="8C1F28"/>
+          </w:tcPr>
+          <w:p>
+            <w:pPr>
+              <w:spacing w:before="40" w:after="40" w:line="276" w:lineRule="auto"/>
+              <w:jc w:val="center"/>
+            </w:pPr>
+            <w:r/>
+            <w:r>
+              <w:rPr>
+                <w:rFonts w:ascii="微软雅黑" w:hAnsi="微软雅黑" w:eastAsia="微软雅黑"/>
+                <w:b/>
+                <w:color w:val="FFFFFF"/>
+                <w:sz w:val="18"/>
+              </w:rPr>
+              <w:t>闸门</w:t>
+            </w:r>
+          </w:p>
+        </w:tc>
+        <w:tc>
+          <w:tcPr>
+            <w:tcW w:type="dxa" w:w="5783"/>
+            <w:shd w:val="clear" w:color="auto" w:fill="8C1F28"/>
+          </w:tcPr>
+          <w:p>
+            <w:pPr>
+              <w:spacing w:before="40" w:after="40" w:line="276" w:lineRule="auto"/>
+              <w:jc w:val="center"/>
+            </w:pPr>
+            <w:r/>
+            <w:r>
+              <w:rPr>
+                <w:rFonts w:ascii="微软雅黑" w:hAnsi="微软雅黑" w:eastAsia="微软雅黑"/>
+                <w:b/>
+                <w:color w:val="FFFFFF"/>
+                <w:sz w:val="18"/>
+              </w:rPr>
+              <w:t>规则</w:t>
+            </w:r>
+          </w:p>
+        </w:tc>
+        <w:tc>
+          <w:tcPr>
+            <w:tcW w:type="dxa" w:w="2041"/>
+            <w:shd w:val="clear" w:color="auto" w:fill="8C1F28"/>
+          </w:tcPr>
+          <w:p>
+            <w:pPr>
+              <w:spacing w:before="40" w:after="40" w:line="276" w:lineRule="auto"/>
+              <w:jc w:val="center"/>
+            </w:pPr>
+            <w:r/>
+            <w:r>
+              <w:rPr>
+                <w:rFonts w:ascii="微软雅黑" w:hAnsi="微软雅黑" w:eastAsia="微软雅黑"/>
+                <w:b/>
+                <w:color w:val="FFFFFF"/>
+                <w:sz w:val="18"/>
+              </w:rPr>
+              <w:t>不过怎么办</w:t>
+            </w:r>
+          </w:p>
+        </w:tc>
+      </w:tr>
+      <w:tr>
+        <w:tc>
+          <w:tcPr>
+            <w:tcW w:type="dxa" w:w="1587"/>
+          </w:tcPr>
+          <w:p>
+            <w:pPr>
+              <w:spacing w:before="40" w:after="40" w:line="276" w:lineRule="auto"/>
+              <w:jc w:val="center"/>
+            </w:pPr>
+            <w:r/>
+            <w:r>
+              <w:rPr>
+                <w:rFonts w:ascii="宋体" w:hAnsi="宋体" w:eastAsia="宋体"/>
+                <w:b w:val="0"/>
+                <w:color w:val="222222"/>
+                <w:sz w:val="18"/>
+              </w:rPr>
+              <w:t>数字护栏</w:t>
+            </w:r>
+          </w:p>
+        </w:tc>
+        <w:tc>
+          <w:tcPr>
+            <w:tcW w:type="dxa" w:w="5783"/>
+          </w:tcPr>
+          <w:p>
+            <w:pPr>
+              <w:spacing w:before="40" w:after="40" w:line="276" w:lineRule="auto"/>
+            </w:pPr>
+            <w:r/>
+            <w:r>
+              <w:rPr>
+                <w:rFonts w:ascii="宋体" w:hAnsi="宋体" w:eastAsia="宋体"/>
+                <w:b w:val="0"/>
+                <w:color w:val="222222"/>
+                <w:sz w:val="18"/>
+              </w:rPr>
+              <w:t>改写里不得出现知识库答案里没有的数字（含日期、面积、人次）</w:t>
+            </w:r>
+          </w:p>
+        </w:tc>
+        <w:tc>
+          <w:tcPr>
+            <w:tcW w:type="dxa" w:w="2041"/>
+          </w:tcPr>
+          <w:p>
+            <w:pPr>
+              <w:spacing w:before="40" w:after="40" w:line="276" w:lineRule="auto"/>
+            </w:pPr>
+            <w:r/>
+            <w:r>
+              <w:rPr>
+                <w:rFonts w:ascii="宋体" w:hAnsi="宋体" w:eastAsia="宋体"/>
+                <w:b w:val="0"/>
+                <w:color w:val="222222"/>
+                <w:sz w:val="18"/>
+              </w:rPr>
+              <w:t>判为无依据，退回原文</w:t>
+            </w:r>
+          </w:p>
+        </w:tc>
+      </w:tr>
+      <w:tr>
+        <w:tc>
+          <w:tcPr>
+            <w:tcW w:type="dxa" w:w="1587"/>
+            <w:shd w:val="clear" w:color="auto" w:fill="F7F1EC"/>
+          </w:tcPr>
+          <w:p>
+            <w:pPr>
+              <w:spacing w:before="40" w:after="40" w:line="276" w:lineRule="auto"/>
+              <w:jc w:val="center"/>
+            </w:pPr>
+            <w:r/>
+            <w:r>
+              <w:rPr>
+                <w:rFonts w:ascii="宋体" w:hAnsi="宋体" w:eastAsia="宋体"/>
+                <w:b w:val="0"/>
+                <w:color w:val="222222"/>
+                <w:sz w:val="18"/>
+              </w:rPr>
+              <w:t>体例</w:t>
+            </w:r>
+          </w:p>
+        </w:tc>
+        <w:tc>
+          <w:tcPr>
+            <w:tcW w:type="dxa" w:w="5783"/>
+            <w:shd w:val="clear" w:color="auto" w:fill="F7F1EC"/>
+          </w:tcPr>
+          <w:p>
+            <w:pPr>
+              <w:spacing w:before="40" w:after="40" w:line="276" w:lineRule="auto"/>
+            </w:pPr>
+            <w:r/>
+            <w:r>
+              <w:rPr>
+                <w:rFonts w:ascii="宋体" w:hAnsi="宋体" w:eastAsia="宋体"/>
+                <w:b w:val="0"/>
+                <w:color w:val="222222"/>
+                <w:sz w:val="18"/>
+              </w:rPr>
+              <w:t>一律简体；不得输出繁体，不得带 Markdown 标记</w:t>
+            </w:r>
+          </w:p>
+        </w:tc>
+        <w:tc>
+          <w:tcPr>
+            <w:tcW w:type="dxa" w:w="2041"/>
+            <w:shd w:val="clear" w:color="auto" w:fill="F7F1EC"/>
+          </w:tcPr>
+          <w:p>
+            <w:pPr>
+              <w:spacing w:before="40" w:after="40" w:line="276" w:lineRule="auto"/>
+            </w:pPr>
+            <w:r/>
+            <w:r>
+              <w:rPr>
+                <w:rFonts w:ascii="宋体" w:hAnsi="宋体" w:eastAsia="宋体"/>
+                <w:b w:val="0"/>
+                <w:color w:val="222222"/>
+                <w:sz w:val="18"/>
+              </w:rPr>
+              <w:t>命中两个繁体字即退回</w:t>
+            </w:r>
+          </w:p>
+        </w:tc>
+      </w:tr>
+      <w:tr>
+        <w:tc>
+          <w:tcPr>
+            <w:tcW w:type="dxa" w:w="1587"/>
+          </w:tcPr>
+          <w:p>
+            <w:pPr>
+              <w:spacing w:before="40" w:after="40" w:line="276" w:lineRule="auto"/>
+              <w:jc w:val="center"/>
+            </w:pPr>
+            <w:r/>
+            <w:r>
+              <w:rPr>
+                <w:rFonts w:ascii="宋体" w:hAnsi="宋体" w:eastAsia="宋体"/>
+                <w:b w:val="0"/>
+                <w:color w:val="222222"/>
+                <w:sz w:val="18"/>
+              </w:rPr>
+              <w:t>空输出</w:t>
+            </w:r>
+          </w:p>
+        </w:tc>
+        <w:tc>
+          <w:tcPr>
+            <w:tcW w:type="dxa" w:w="5783"/>
+          </w:tcPr>
+          <w:p>
+            <w:pPr>
+              <w:spacing w:before="40" w:after="40" w:line="276" w:lineRule="auto"/>
+            </w:pPr>
+            <w:r/>
+            <w:r>
+              <w:rPr>
+                <w:rFonts w:ascii="宋体" w:hAnsi="宋体" w:eastAsia="宋体"/>
+                <w:b w:val="0"/>
+                <w:color w:val="222222"/>
+                <w:sz w:val="18"/>
+              </w:rPr>
+              <w:t>模型返回空串时重试一次（换更短的指令）</w:t>
+            </w:r>
+          </w:p>
+        </w:tc>
+        <w:tc>
+          <w:tcPr>
+            <w:tcW w:type="dxa" w:w="2041"/>
+          </w:tcPr>
+          <w:p>
+            <w:pPr>
+              <w:spacing w:before="40" w:after="40" w:line="276" w:lineRule="auto"/>
+            </w:pPr>
+            <w:r/>
+            <w:r>
+              <w:rPr>
+                <w:rFonts w:ascii="宋体" w:hAnsi="宋体" w:eastAsia="宋体"/>
+                <w:b w:val="0"/>
+                <w:color w:val="222222"/>
+                <w:sz w:val="18"/>
+              </w:rPr>
+              <w:t>仍为空则退回模板改写</w:t>
+            </w:r>
+          </w:p>
+        </w:tc>
+      </w:tr>
+    </w:tbl>
+    <w:p>
+      <w:pPr>
+        <w:spacing w:after="100"/>
+        <w:ind w:firstLine="420"/>
+      </w:pPr>
+      <w:r>
+        <w:rPr>
+          <w:rFonts w:ascii="宋体" w:hAnsi="宋体" w:eastAsia="宋体"/>
+          <w:b w:val="0"/>
+          <w:color w:val="222222"/>
+          <w:sz w:val="21"/>
+        </w:rPr>
+        <w:t>压力测试：事实 / 研学 / 一句话三种模式 + 服务类条目，共 4 次真实调用，4 次通过；拒答类条目根本不进模型，直接给知识库里的边界话术。</w:t>
+      </w:r>
+    </w:p>
+    <w:p>
+      <w:pPr>
+        <w:keepNext/>
+        <w:spacing w:before="180" w:after="60"/>
+      </w:pPr>
+      <w:r>
+        <w:rPr>
+          <w:rFonts w:ascii="微软雅黑" w:hAnsi="微软雅黑" w:eastAsia="微软雅黑"/>
+          <w:b/>
+          <w:color w:val="B0863A"/>
+          <w:sz w:val="24"/>
+        </w:rPr>
+        <w:t xml:space="preserve">5  </w:t>
+      </w:r>
+      <w:r>
+        <w:rPr>
+          <w:rFonts w:ascii="微软雅黑" w:hAnsi="微软雅黑" w:eastAsia="微软雅黑"/>
+          <w:b/>
+          <w:color w:val="8C1F28"/>
+          <w:sz w:val="24"/>
+        </w:rPr>
+        <w:t>五、怎么复跑</w:t>
       </w:r>
     </w:p>
     <w:tbl>
